--- a/docs/Project_Abstract_Form.docx
+++ b/docs/Project_Abstract_Form.docx
@@ -1154,7 +1154,7 @@
               <w:rPr>
                 <w:b w:val="0"/>
               </w:rPr>
-              <w:t>יעקב דמטוב</w:t>
+              <w:t>נפדוב ויאצ׳לב</w:t>
             </w:r>
           </w:p>
         </w:tc>
@@ -1176,7 +1176,7 @@
               <w:rPr>
                 <w:b w:val="0"/>
               </w:rPr>
-              <w:t>Yakov Damatov</w:t>
+              <w:t>Vyacheslav Nepdov</w:t>
             </w:r>
           </w:p>
         </w:tc>
